--- a/course_development/domains/active_inference_organizations/02_collective_intelligence/07_communication/output/lecture-content/07_communication-module.docx
+++ b/course_development/domains/active_inference_organizations/02_collective_intelligence/07_communication/output/lecture-content/07_communication-module.docx
@@ -4,7 +4,17 @@
   <w:body>
     <w:p>
       <w:r>
-        <w:t>Module 07: Communication in Organizations</w:t>
+        <w:t>Cross-Team Alignment and Model Sharing: How Teams Communicate Across Boundaries</w:t>
+      </w:r>
+    </w:p>
+    <w:p>
+      <w:r>
+        <w:t>Executive Summary</w:t>
+      </w:r>
+    </w:p>
+    <w:p>
+      <w:r>
+        <w:t>The hardest communication problem in organizations is not within teams — it is between teams that have different expertise, different terminology, and different mental models. Under Active Inference, cross-team communication requires building shared representations that bridge different generative models. This module examines inter-team communication protocols, boundary objects, alignment workshops, and the challenge of translating across specialist boundaries.</w:t>
       </w:r>
     </w:p>
     <w:p>
@@ -14,71 +24,67 @@
     </w:p>
     <w:p>
       <w:r>
-        <w:t>Define Communication within the context of Organizations.  Analyze how Communication interacts with other components of the Active Inference framework.  Apply specific constraints of Organizations to the formal definition of Communication.   Introduction</w:t>
+        <w:t>Identify cross-team model misalignment as a primary source of organizational dysfunction  Understand boundary objects as shared representations that bridge specialist models  Design alignment workshops that build shared understanding across teams  Apply liaison roles and boundary spanners to improve cross-team model sharing  Evaluate communication protocols for their effectiveness in model alignment    Key Concepts</w:t>
       </w:r>
     </w:p>
     <w:p>
       <w:r>
-        <w:t>This module explores Communication . In the Organizations curriculum, we approach this topic with a focus on specific applications and theoretical depth appropriate for the audience. Communication is a critical component of the 8-part Active Inference spine, bridging the gap between [Previous Topic] and [Next Topic].</w:t>
+        <w:t>1. The Cross-Team Communication Problem</w:t>
       </w:r>
     </w:p>
     <w:p>
       <w:r>
-        <w:t>Key Concepts</w:t>
+        <w:t>Each team develops its own generative model optimized for its domain — engineering thinks in technical specifications, marketing thinks in customer personas, finance thinks in P&amp;L impact. Cross-team communication requires translation between these different model languages.</w:t>
       </w:r>
     </w:p>
     <w:p>
       <w:r>
-        <w:t>1. Communication as a Markov Blanket Boundary</w:t>
+        <w:t>2. Boundary Objects (Star &amp; Griesemer)</w:t>
       </w:r>
     </w:p>
     <w:p>
       <w:r>
-        <w:t>How does Communication define the boundary between the agent and the environment?</w:t>
+        <w:t>Boundary objects are artifacts that are shared across teams and have different meanings in each context, yet are recognizable enough to serve as a common reference:</w:t>
       </w:r>
     </w:p>
     <w:p>
       <w:r>
-        <w:t>2. Generative Models of Communication</w:t>
+        <w:t>Prototypes : Physical or digital models that engineering, design, and marketing can all relate to  Customer journey maps : Visual artifacts that connect marketing insights, product features, and support workflows  Dashboards : Shared metrics views that different teams interpret through their own models  Roadmaps : Timeline artifacts that coordinate planning across teams   Case Study — Boeing 777 : Boeing's development of the 777 used a shared digital model (CATIA) as a boundary object connecting hundreds of engineering teams. Every team worked from the same 3D representation, enabling coordination that would have been impossible with traditional paper drawings.</w:t>
       </w:r>
     </w:p>
     <w:p>
       <w:r>
-        <w:t>What parameters involved in Communication must be optimized to minimize variational free energy?</w:t>
+        <w:t>3. Alignment Workshops</w:t>
       </w:r>
     </w:p>
     <w:p>
       <w:r>
-        <w:t>3. Active Inference Dynamics</w:t>
+        <w:t>Structured sessions designed to build shared models across team boundaries:</w:t>
       </w:r>
     </w:p>
     <w:p>
       <w:r>
-        <w:t>How does the process of Communication drive the perception-action loop?</w:t>
+        <w:t>Problem framing workshops : Teams jointly define the problem from all perspectives  Assumption mapping : Teams surface and compare their implicit beliefs  Model integration sessions : Teams explicitly build a shared representation  Retrospectives : Teams jointly learn from cross-team collaboration experiences   4. Boundary Spanners and Liaison Roles</w:t>
       </w:r>
     </w:p>
     <w:p>
       <w:r>
-        <w:t>Applications</w:t>
+        <w:t>Individuals who operate across team boundaries, carrying information and translating between different models:</w:t>
       </w:r>
     </w:p>
     <w:p>
       <w:r>
-        <w:t>In Organizations, we see Communication manifest in:</w:t>
-        <w:br/>
-        <w:t>* Specific Example 1 : [Add domain-specific example here]</w:t>
-        <w:br/>
-        <w:t>* Specific Example 2 : [Add domain-specific example here]</w:t>
+        <w:t>Product managers (bridge engineering and business)  Account managers (bridge internal teams and customers)  Integration architects (bridge technical teams)  Agile coaches (bridge methodology and practice)    Cross-References</w:t>
       </w:r>
     </w:p>
     <w:p>
       <w:r>
-        <w:t>Conclusion</w:t>
+        <w:t>For internal communication architecture, see Organizational Systems: Communication  For stakeholder narrative strategy, see Strategic Modeling: Communication  For API integration, see Digital Transformation: Communication    Summary</w:t>
       </w:r>
     </w:p>
     <w:p>
       <w:r>
-        <w:t>Understanding Communication allows us to better model complex adaptive systems. In the next module, we will expand on this foundation.</w:t>
+        <w:t>Concept  Team/Collective Meaning      Cross-team misalignment  Different teams have different generative models that don't translate    Boundary objects  Shared artifacts that bridge specialist model differences    Alignment workshops  Structured sessions for building shared cross-team models    Boundary spanners  Individuals who translate across team boundaries    Communication protocols  Formal mechanisms for inter-team model sharing      References</w:t>
       </w:r>
     </w:p>
     <w:sectPr>
